--- a/Praktikum ABP/modul 9/Laprak Modul 9_S1 IF-11-04_2311102131_Irfan Thoriq Habibi.docx
+++ b/Praktikum ABP/modul 9/Laprak Modul 9_S1 IF-11-04_2311102131_Irfan Thoriq Habibi.docx
@@ -56,12 +56,6 @@
     <w:p>
       <w:pPr>
         <w:jc w:val="center"/>
-        <w:rPr>
-          <w:rFonts w:asciiTheme="majorBidi" w:hAnsiTheme="majorBidi" w:cstheme="majorBidi"/>
-          <w:b/>
-          <w:sz w:val="24"/>
-          <w:szCs w:val="24"/>
-        </w:rPr>
       </w:pPr>
       <w:r>
         <w:rPr>
@@ -187,7 +181,6 @@
           <w:szCs w:val="24"/>
         </w:rPr>
       </w:pPr>
-      <w:proofErr w:type="spellStart"/>
       <w:r>
         <w:rPr>
           <w:rFonts w:asciiTheme="majorBidi" w:hAnsiTheme="majorBidi" w:cstheme="majorBidi"/>
@@ -195,69 +188,68 @@
           <w:sz w:val="24"/>
           <w:szCs w:val="24"/>
         </w:rPr>
-        <w:t>Disusun</w:t>
-      </w:r>
-      <w:proofErr w:type="spellEnd"/>
-      <w:r>
+        <w:t>Disusun oleh:</w:t>
+      </w:r>
+    </w:p>
+    <w:p>
+      <w:pPr>
+        <w:jc w:val="center"/>
         <w:rPr>
           <w:rFonts w:asciiTheme="majorBidi" w:hAnsiTheme="majorBidi" w:cstheme="majorBidi"/>
           <w:b/>
           <w:sz w:val="24"/>
           <w:szCs w:val="24"/>
         </w:rPr>
-        <w:t xml:space="preserve"> oleh:</w:t>
-      </w:r>
-    </w:p>
-    <w:p>
-      <w:pPr>
-        <w:jc w:val="center"/>
+      </w:pPr>
+      <w:r>
         <w:rPr>
           <w:rFonts w:asciiTheme="majorBidi" w:hAnsiTheme="majorBidi" w:cstheme="majorBidi"/>
           <w:b/>
           <w:sz w:val="24"/>
           <w:szCs w:val="24"/>
         </w:rPr>
-      </w:pPr>
-      <w:r>
+        <w:t>Irfan Thoriq Habibi</w:t>
+      </w:r>
+    </w:p>
+    <w:p>
+      <w:pPr>
+        <w:jc w:val="center"/>
         <w:rPr>
           <w:rFonts w:asciiTheme="majorBidi" w:hAnsiTheme="majorBidi" w:cstheme="majorBidi"/>
           <w:b/>
           <w:sz w:val="24"/>
           <w:szCs w:val="24"/>
         </w:rPr>
-        <w:t>Irfan Thoriq Habibi</w:t>
-      </w:r>
-    </w:p>
-    <w:p>
-      <w:pPr>
-        <w:jc w:val="center"/>
+      </w:pPr>
+      <w:r>
         <w:rPr>
           <w:rFonts w:asciiTheme="majorBidi" w:hAnsiTheme="majorBidi" w:cstheme="majorBidi"/>
           <w:b/>
           <w:sz w:val="24"/>
           <w:szCs w:val="24"/>
         </w:rPr>
-      </w:pPr>
-      <w:r>
+        <w:t>2311102131</w:t>
+      </w:r>
+    </w:p>
+    <w:p>
+      <w:pPr>
+        <w:jc w:val="center"/>
         <w:rPr>
           <w:rFonts w:asciiTheme="majorBidi" w:hAnsiTheme="majorBidi" w:cstheme="majorBidi"/>
           <w:b/>
           <w:sz w:val="24"/>
           <w:szCs w:val="24"/>
         </w:rPr>
-        <w:t>2311102131</w:t>
-      </w:r>
-    </w:p>
-    <w:p>
-      <w:pPr>
-        <w:jc w:val="center"/>
+      </w:pPr>
+      <w:r>
         <w:rPr>
           <w:rFonts w:asciiTheme="majorBidi" w:hAnsiTheme="majorBidi" w:cstheme="majorBidi"/>
           <w:b/>
           <w:sz w:val="24"/>
           <w:szCs w:val="24"/>
         </w:rPr>
-      </w:pPr>
+        <w:t>S1 IF-1</w:t>
+      </w:r>
       <w:r>
         <w:rPr>
           <w:rFonts w:asciiTheme="majorBidi" w:hAnsiTheme="majorBidi" w:cstheme="majorBidi"/>
@@ -265,7 +257,7 @@
           <w:sz w:val="24"/>
           <w:szCs w:val="24"/>
         </w:rPr>
-        <w:t>S1 IF-1</w:t>
+        <w:t>1-</w:t>
       </w:r>
       <w:r>
         <w:rPr>
@@ -274,17 +266,19 @@
           <w:sz w:val="24"/>
           <w:szCs w:val="24"/>
         </w:rPr>
-        <w:t>1-</w:t>
-      </w:r>
-      <w:r>
+        <w:t>04</w:t>
+      </w:r>
+    </w:p>
+    <w:p>
+      <w:pPr>
+        <w:jc w:val="center"/>
         <w:rPr>
           <w:rFonts w:asciiTheme="majorBidi" w:hAnsiTheme="majorBidi" w:cstheme="majorBidi"/>
           <w:b/>
           <w:sz w:val="24"/>
           <w:szCs w:val="24"/>
         </w:rPr>
-        <w:t>04</w:t>
-      </w:r>
+      </w:pPr>
     </w:p>
     <w:p>
       <w:pPr>
@@ -307,27 +301,26 @@
           <w:szCs w:val="24"/>
         </w:rPr>
       </w:pPr>
-    </w:p>
-    <w:p>
-      <w:pPr>
-        <w:jc w:val="center"/>
+      <w:r>
         <w:rPr>
           <w:rFonts w:asciiTheme="majorBidi" w:hAnsiTheme="majorBidi" w:cstheme="majorBidi"/>
           <w:b/>
           <w:sz w:val="24"/>
           <w:szCs w:val="24"/>
         </w:rPr>
-      </w:pPr>
-      <w:r>
+        <w:t>Dosen Pengampu:</w:t>
+      </w:r>
+    </w:p>
+    <w:p>
+      <w:pPr>
+        <w:jc w:val="center"/>
         <w:rPr>
           <w:rFonts w:asciiTheme="majorBidi" w:hAnsiTheme="majorBidi" w:cstheme="majorBidi"/>
           <w:b/>
           <w:sz w:val="24"/>
           <w:szCs w:val="24"/>
         </w:rPr>
-        <w:t xml:space="preserve">Dosen </w:t>
-      </w:r>
-      <w:proofErr w:type="spellStart"/>
+      </w:pPr>
       <w:r>
         <w:rPr>
           <w:rFonts w:asciiTheme="majorBidi" w:hAnsiTheme="majorBidi" w:cstheme="majorBidi"/>
@@ -335,18 +328,19 @@
           <w:sz w:val="24"/>
           <w:szCs w:val="24"/>
         </w:rPr>
-        <w:t>Pengampu</w:t>
-      </w:r>
-      <w:proofErr w:type="spellEnd"/>
-      <w:r>
+        <w:t>Cahyo Prihantoro, S.Kom., M.Eng</w:t>
+      </w:r>
+    </w:p>
+    <w:p>
+      <w:pPr>
+        <w:jc w:val="center"/>
         <w:rPr>
           <w:rFonts w:asciiTheme="majorBidi" w:hAnsiTheme="majorBidi" w:cstheme="majorBidi"/>
           <w:b/>
           <w:sz w:val="24"/>
           <w:szCs w:val="24"/>
         </w:rPr>
-        <w:t>:</w:t>
-      </w:r>
+      </w:pPr>
     </w:p>
     <w:p>
       <w:pPr>
@@ -365,19 +359,19 @@
           <w:sz w:val="24"/>
           <w:szCs w:val="24"/>
         </w:rPr>
-        <w:t xml:space="preserve">Cahyo </w:t>
-      </w:r>
-      <w:proofErr w:type="spellStart"/>
-      <w:r>
+        <w:t>PROGRAM STUDI S1 INFORMATIKA</w:t>
+      </w:r>
+    </w:p>
+    <w:p>
+      <w:pPr>
+        <w:jc w:val="center"/>
         <w:rPr>
           <w:rFonts w:asciiTheme="majorBidi" w:hAnsiTheme="majorBidi" w:cstheme="majorBidi"/>
           <w:b/>
           <w:sz w:val="24"/>
           <w:szCs w:val="24"/>
         </w:rPr>
-        <w:t>Prihantoro</w:t>
-      </w:r>
-      <w:proofErr w:type="spellEnd"/>
+      </w:pPr>
       <w:r>
         <w:rPr>
           <w:rFonts w:asciiTheme="majorBidi" w:hAnsiTheme="majorBidi" w:cstheme="majorBidi"/>
@@ -385,21 +379,19 @@
           <w:sz w:val="24"/>
           <w:szCs w:val="24"/>
         </w:rPr>
-        <w:t xml:space="preserve">, </w:t>
-      </w:r>
-      <w:proofErr w:type="spellStart"/>
-      <w:proofErr w:type="gramStart"/>
-      <w:r>
+        <w:t>FAKULTAS INFORMATIKA</w:t>
+      </w:r>
+    </w:p>
+    <w:p>
+      <w:pPr>
+        <w:jc w:val="center"/>
         <w:rPr>
           <w:rFonts w:asciiTheme="majorBidi" w:hAnsiTheme="majorBidi" w:cstheme="majorBidi"/>
           <w:b/>
           <w:sz w:val="24"/>
           <w:szCs w:val="24"/>
         </w:rPr>
-        <w:t>S.Kom</w:t>
-      </w:r>
-      <w:proofErr w:type="spellEnd"/>
-      <w:proofErr w:type="gramEnd"/>
+      </w:pPr>
       <w:r>
         <w:rPr>
           <w:rFonts w:asciiTheme="majorBidi" w:hAnsiTheme="majorBidi" w:cstheme="majorBidi"/>
@@ -407,90 +399,6 @@
           <w:sz w:val="24"/>
           <w:szCs w:val="24"/>
         </w:rPr>
-        <w:t xml:space="preserve">., </w:t>
-      </w:r>
-      <w:proofErr w:type="spellStart"/>
-      <w:proofErr w:type="gramStart"/>
-      <w:r>
-        <w:rPr>
-          <w:rFonts w:asciiTheme="majorBidi" w:hAnsiTheme="majorBidi" w:cstheme="majorBidi"/>
-          <w:b/>
-          <w:sz w:val="24"/>
-          <w:szCs w:val="24"/>
-        </w:rPr>
-        <w:t>M.Eng</w:t>
-      </w:r>
-      <w:proofErr w:type="spellEnd"/>
-      <w:proofErr w:type="gramEnd"/>
-    </w:p>
-    <w:p>
-      <w:pPr>
-        <w:jc w:val="center"/>
-        <w:rPr>
-          <w:rFonts w:asciiTheme="majorBidi" w:hAnsiTheme="majorBidi" w:cstheme="majorBidi"/>
-          <w:b/>
-          <w:sz w:val="24"/>
-          <w:szCs w:val="24"/>
-        </w:rPr>
-      </w:pPr>
-    </w:p>
-    <w:p>
-      <w:pPr>
-        <w:jc w:val="center"/>
-        <w:rPr>
-          <w:rFonts w:asciiTheme="majorBidi" w:hAnsiTheme="majorBidi" w:cstheme="majorBidi"/>
-          <w:b/>
-          <w:sz w:val="24"/>
-          <w:szCs w:val="24"/>
-        </w:rPr>
-      </w:pPr>
-      <w:r>
-        <w:rPr>
-          <w:rFonts w:asciiTheme="majorBidi" w:hAnsiTheme="majorBidi" w:cstheme="majorBidi"/>
-          <w:b/>
-          <w:sz w:val="24"/>
-          <w:szCs w:val="24"/>
-        </w:rPr>
-        <w:t>PROGRAM STUDI S1 INFORMATIKA</w:t>
-      </w:r>
-    </w:p>
-    <w:p>
-      <w:pPr>
-        <w:jc w:val="center"/>
-        <w:rPr>
-          <w:rFonts w:asciiTheme="majorBidi" w:hAnsiTheme="majorBidi" w:cstheme="majorBidi"/>
-          <w:b/>
-          <w:sz w:val="24"/>
-          <w:szCs w:val="24"/>
-        </w:rPr>
-      </w:pPr>
-      <w:r>
-        <w:rPr>
-          <w:rFonts w:asciiTheme="majorBidi" w:hAnsiTheme="majorBidi" w:cstheme="majorBidi"/>
-          <w:b/>
-          <w:sz w:val="24"/>
-          <w:szCs w:val="24"/>
-        </w:rPr>
-        <w:t>FAKULTAS INFORMATIKA</w:t>
-      </w:r>
-    </w:p>
-    <w:p>
-      <w:pPr>
-        <w:jc w:val="center"/>
-        <w:rPr>
-          <w:rFonts w:asciiTheme="majorBidi" w:hAnsiTheme="majorBidi" w:cstheme="majorBidi"/>
-          <w:b/>
-          <w:sz w:val="24"/>
-          <w:szCs w:val="24"/>
-        </w:rPr>
-      </w:pPr>
-      <w:r>
-        <w:rPr>
-          <w:rFonts w:asciiTheme="majorBidi" w:hAnsiTheme="majorBidi" w:cstheme="majorBidi"/>
-          <w:b/>
-          <w:sz w:val="24"/>
-          <w:szCs w:val="24"/>
-        </w:rPr>
         <w:t>TELKOM UNIVERSITY PURWOKERTO</w:t>
       </w:r>
     </w:p>
@@ -542,25 +450,7 @@
           <w:bCs/>
         </w:rPr>
         <w:lastRenderedPageBreak/>
-        <w:t xml:space="preserve">LINK </w:t>
-      </w:r>
-      <w:proofErr w:type="gramStart"/>
-      <w:r>
-        <w:rPr>
-          <w:rFonts w:asciiTheme="majorBidi" w:hAnsiTheme="majorBidi" w:cstheme="majorBidi"/>
-          <w:b/>
-          <w:bCs/>
-        </w:rPr>
-        <w:t>GITHUB :</w:t>
-      </w:r>
-      <w:proofErr w:type="gramEnd"/>
-      <w:r>
-        <w:rPr>
-          <w:rFonts w:asciiTheme="majorBidi" w:hAnsiTheme="majorBidi" w:cstheme="majorBidi"/>
-          <w:b/>
-          <w:bCs/>
-        </w:rPr>
-        <w:t xml:space="preserve"> </w:t>
+        <w:t xml:space="preserve">LINK GITHUB : </w:t>
       </w:r>
       <w:hyperlink r:id="rId10" w:history="1">
         <w:r>
@@ -1760,27 +1650,13 @@
           <w:bCs/>
           <w:noProof/>
         </w:rPr>
-        <w:t>PHP Intelephense – Ben Mewburn</w:t>
-      </w:r>
-      <w:r>
-        <w:rPr>
-          <w:b/>
-          <w:bCs/>
-          <w:noProof/>
-        </w:rPr>
-        <w:t xml:space="preserve"> :</w:t>
-      </w:r>
-      <w:r>
-        <w:rPr>
-          <w:noProof/>
-        </w:rPr>
-        <w:t xml:space="preserve"> </w:t>
-      </w:r>
-      <w:r>
-        <w:rPr>
-          <w:noProof/>
-        </w:rPr>
-        <w:t>Extension ini adalah andalan untuk developer PHP. Fungsinya memberikan code intelligence seperti auto-complete, linting, hingga dokumentasi, sehingga kerja dengan Laravel jadi lebih mudah</w:t>
+        <w:t>PHP Intelephense – Ben Mewburn :</w:t>
+      </w:r>
+      <w:r>
+        <w:rPr>
+          <w:noProof/>
+        </w:rPr>
+        <w:t xml:space="preserve"> Extension ini adalah andalan untuk developer PHP. Fungsinya memberikan code intelligence seperti auto-complete, linting, hingga dokumentasi, sehingga kerja dengan Laravel jadi lebih mudah</w:t>
       </w:r>
     </w:p>
     <w:p>
@@ -1792,6 +1668,9 @@
         </w:rPr>
       </w:pPr>
       <w:r>
+        <w:rPr>
+          <w:noProof/>
+        </w:rPr>
         <w:drawing>
           <wp:inline distT="0" distB="0" distL="0" distR="0" wp14:anchorId="6B240231" wp14:editId="1AFFBA9A">
             <wp:extent cx="4607797" cy="1663700"/>
@@ -1960,27 +1839,13 @@
           <w:bCs/>
           <w:noProof/>
         </w:rPr>
-        <w:t>Laravel Blade Formatter – Shuhei Hayashibara</w:t>
-      </w:r>
-      <w:r>
-        <w:rPr>
-          <w:b/>
-          <w:bCs/>
-          <w:noProof/>
-        </w:rPr>
-        <w:t xml:space="preserve"> :</w:t>
-      </w:r>
-      <w:r>
-        <w:rPr>
-          <w:noProof/>
-        </w:rPr>
-        <w:t xml:space="preserve"> </w:t>
-      </w:r>
-      <w:r>
-        <w:rPr>
-          <w:noProof/>
-        </w:rPr>
-        <w:t>Biar file .blade.php selalu rapi, extension ini menyediakan fitur auto-format yang mengikuti standar.</w:t>
+        <w:t>Laravel Blade Formatter – Shuhei Hayashibara :</w:t>
+      </w:r>
+      <w:r>
+        <w:rPr>
+          <w:noProof/>
+        </w:rPr>
+        <w:t xml:space="preserve"> Biar file .blade.php selalu rapi, extension ini menyediakan fitur auto-format yang mengikuti standar.</w:t>
       </w:r>
     </w:p>
     <w:p>
@@ -2055,13 +1920,7 @@
         <w:rPr>
           <w:noProof/>
         </w:rPr>
-        <w:t xml:space="preserve"> :</w:t>
-      </w:r>
-      <w:r>
-        <w:rPr>
-          <w:noProof/>
-        </w:rPr>
-        <w:t>Kalau sering pakai Blade, extension ini sangat membantu dengan snippet siap pakai untuk directive Blade populer.</w:t>
+        <w:t xml:space="preserve"> :Kalau sering pakai Blade, extension ini sangat membantu dengan snippet siap pakai untuk directive Blade populer.</w:t>
       </w:r>
     </w:p>
     <w:p>
@@ -2131,15 +1990,7 @@
           <w:bCs/>
           <w:noProof/>
         </w:rPr>
-        <w:t>Laravel Blade Spacer – Austen Cameron</w:t>
-      </w:r>
-      <w:r>
-        <w:rPr>
-          <w:b/>
-          <w:bCs/>
-          <w:noProof/>
-        </w:rPr>
-        <w:t xml:space="preserve"> :</w:t>
+        <w:t>Laravel Blade Spacer – Austen Cameron :</w:t>
       </w:r>
       <w:r>
         <w:rPr>
@@ -7355,28 +7206,28 @@
 </file>
 
 <file path=customXml/item1.xml><?xml version="1.0" encoding="utf-8"?>
+<b:Sources xmlns:b="http://schemas.openxmlformats.org/officeDocument/2006/bibliography" xmlns="http://schemas.openxmlformats.org/officeDocument/2006/bibliography" SelectedStyle="\APASixthEditionOfficeOnline.xsl" StyleName="APA" Version="6"/>
+</file>
+
+<file path=customXml/item2.xml><?xml version="1.0" encoding="utf-8"?>
 <go:gDocsCustomXmlDataStorage xmlns:go="http://customooxmlschemas.google.com/" xmlns:r="http://schemas.openxmlformats.org/officeDocument/2006/relationships">
   <go:docsCustomData xmlns:go="http://customooxmlschemas.google.com/" roundtripDataSignature="AMtx7mj8N8nJuphUCONY8RPkqVPed354gw==">AMUW2mXmMJdzuSGSzBwyleaTZriKAEGa9IAwuGje4rO4tdNCxYBjKTjv+nh0Jk6J7CF8w+TPySS/fuau/CCVJw8vneUDH6Pk6SSpM8oEIvtPIfNNRLhrv50Ouyf0gxpE/ZISWw2z4YpY</go:docsCustomData>
 </go:gDocsCustomXmlDataStorage>
 </file>
 
-<file path=customXml/item2.xml><?xml version="1.0" encoding="utf-8"?>
-<b:Sources xmlns:b="http://schemas.openxmlformats.org/officeDocument/2006/bibliography" xmlns="http://schemas.openxmlformats.org/officeDocument/2006/bibliography" SelectedStyle="\APASixthEditionOfficeOnline.xsl" StyleName="APA" Version="6"/>
+<file path=customXml/itemProps1.xml><?xml version="1.0" encoding="utf-8"?>
+<ds:datastoreItem xmlns:ds="http://schemas.openxmlformats.org/officeDocument/2006/customXml" ds:itemID="{FA1E0F0E-8610-413E-8ACE-01261E9B8920}">
+  <ds:schemaRefs>
+    <ds:schemaRef ds:uri="http://schemas.openxmlformats.org/officeDocument/2006/bibliography"/>
+  </ds:schemaRefs>
+</ds:datastoreItem>
 </file>
 
-<file path=customXml/itemProps1.xml><?xml version="1.0" encoding="utf-8"?>
+<file path=customXml/itemProps2.xml><?xml version="1.0" encoding="utf-8"?>
 <ds:datastoreItem xmlns:ds="http://schemas.openxmlformats.org/officeDocument/2006/customXml" ds:itemID="{11111111-1234-1234-1234-123412341234}">
   <ds:schemaRefs>
     <ds:schemaRef ds:uri="http://customooxmlschemas.google.com/"/>
     <ds:schemaRef ds:uri="http://schemas.openxmlformats.org/officeDocument/2006/relationships"/>
   </ds:schemaRefs>
 </ds:datastoreItem>
-</file>
-
-<file path=customXml/itemProps2.xml><?xml version="1.0" encoding="utf-8"?>
-<ds:datastoreItem xmlns:ds="http://schemas.openxmlformats.org/officeDocument/2006/customXml" ds:itemID="{FA1E0F0E-8610-413E-8ACE-01261E9B8920}">
-  <ds:schemaRefs>
-    <ds:schemaRef ds:uri="http://schemas.openxmlformats.org/officeDocument/2006/bibliography"/>
-  </ds:schemaRefs>
-</ds:datastoreItem>
 </file>